--- a/Programming Language/Class Test-1, 2 and 3.docx
+++ b/Programming Language/Class Test-1, 2 and 3.docx
@@ -134,20 +134,13 @@
       <w:pPr>
         <w:pStyle w:val="NormalWeb"/>
         <w:rPr>
-          <w:sz w:val="28"/>
-          <w:szCs w:val="28"/>
-        </w:rPr>
-      </w:pPr>
-      <w:r>
-        <w:rPr>
           <w:b/>
           <w:color w:val="FF0000"/>
           <w:sz w:val="28"/>
           <w:szCs w:val="28"/>
-        </w:rPr>
-        <w:t xml:space="preserve">2. </w:t>
-      </w:r>
-      <w:proofErr w:type="spellStart"/>
+          <w:u w:val="single"/>
+        </w:rPr>
+      </w:pPr>
       <w:r>
         <w:rPr>
           <w:b/>
@@ -155,9 +148,9 @@
           <w:sz w:val="28"/>
           <w:szCs w:val="28"/>
         </w:rPr>
-        <w:t>Explian</w:t>
-      </w:r>
-      <w:proofErr w:type="spellEnd"/>
+        <w:t xml:space="preserve">2. </w:t>
+      </w:r>
+      <w:proofErr w:type="spellStart"/>
       <w:r>
         <w:rPr>
           <w:b/>
@@ -165,132 +158,17 @@
           <w:sz w:val="28"/>
           <w:szCs w:val="28"/>
         </w:rPr>
-        <w:t xml:space="preserve"> the Compilation Process of a source code. Difference between a compiler and an interpreter.</w:t>
-      </w:r>
-      <w:r>
-        <w:rPr>
-          <w:sz w:val="28"/>
-          <w:szCs w:val="28"/>
-        </w:rPr>
-        <w:br/>
-      </w:r>
-      <w:r>
-        <w:rPr>
-          <w:sz w:val="28"/>
-          <w:szCs w:val="28"/>
-        </w:rPr>
-        <w:t xml:space="preserve">The three main stages are: </w:t>
-      </w:r>
-      <w:r>
-        <w:rPr>
-          <w:sz w:val="28"/>
-          <w:szCs w:val="28"/>
-        </w:rPr>
-        <w:br/>
-      </w:r>
-      <w:r>
-        <w:rPr>
-          <w:sz w:val="28"/>
-          <w:szCs w:val="28"/>
-        </w:rPr>
-        <w:t xml:space="preserve">1 </w:t>
-      </w:r>
-      <w:r>
-        <w:rPr>
-          <w:b/>
-          <w:sz w:val="28"/>
-          <w:szCs w:val="28"/>
-        </w:rPr>
-        <w:t>Preprocessing</w:t>
-      </w:r>
-      <w:r>
-        <w:rPr>
-          <w:sz w:val="28"/>
-          <w:szCs w:val="28"/>
-        </w:rPr>
-        <w:t>: Handling "starts with #" commands.</w:t>
-      </w:r>
-      <w:r>
-        <w:rPr>
-          <w:sz w:val="28"/>
-          <w:szCs w:val="28"/>
-        </w:rPr>
-        <w:br/>
-      </w:r>
-      <w:r>
-        <w:rPr>
-          <w:sz w:val="28"/>
-          <w:szCs w:val="28"/>
-        </w:rPr>
-        <w:t xml:space="preserve">2 </w:t>
-      </w:r>
-      <w:r>
-        <w:rPr>
-          <w:b/>
-          <w:sz w:val="28"/>
-          <w:szCs w:val="28"/>
-        </w:rPr>
-        <w:t>Compiling</w:t>
-      </w:r>
-      <w:r>
-        <w:rPr>
-          <w:sz w:val="28"/>
-          <w:szCs w:val="28"/>
-        </w:rPr>
-        <w:t xml:space="preserve">: Converting syntax to machine instructions (Object code). </w:t>
-      </w:r>
-      <w:r>
-        <w:rPr>
-          <w:sz w:val="28"/>
-          <w:szCs w:val="28"/>
-        </w:rPr>
-        <w:br/>
-      </w:r>
-      <w:r>
-        <w:rPr>
-          <w:sz w:val="28"/>
-          <w:szCs w:val="28"/>
-        </w:rPr>
-        <w:t xml:space="preserve">3 </w:t>
-      </w:r>
-      <w:r>
-        <w:rPr>
-          <w:b/>
-          <w:sz w:val="28"/>
-          <w:szCs w:val="28"/>
-        </w:rPr>
-        <w:t>Linking</w:t>
-      </w:r>
-      <w:r>
-        <w:rPr>
-          <w:sz w:val="28"/>
-          <w:szCs w:val="28"/>
-        </w:rPr>
-        <w:t>: Combining all parts into the final application.</w:t>
-      </w:r>
-      <w:r>
-        <w:rPr>
-          <w:sz w:val="28"/>
-          <w:szCs w:val="28"/>
-        </w:rPr>
-        <w:br/>
-      </w:r>
-      <w:r>
-        <w:rPr>
-          <w:sz w:val="28"/>
-          <w:szCs w:val="28"/>
-        </w:rPr>
-        <w:br/>
-      </w:r>
+        <w:t>Explian</w:t>
+      </w:r>
+      <w:proofErr w:type="spellEnd"/>
       <w:r>
         <w:rPr>
           <w:b/>
           <w:color w:val="FF0000"/>
           <w:sz w:val="28"/>
           <w:szCs w:val="28"/>
-          <w:u w:val="single"/>
-        </w:rPr>
-        <w:t>Step 1-2: Preprocessing &amp; Compiling</w:t>
+        </w:rPr>
+        <w:t xml:space="preserve"> the Compilation Process of a source code. Difference between a compiler and an interpreter.</w:t>
       </w:r>
       <w:r>
         <w:rPr>
@@ -298,14 +176,108 @@
           <w:szCs w:val="28"/>
         </w:rPr>
         <w:br/>
-      </w:r>
-      <w:r>
-        <w:rPr>
-          <w:color w:val="FF0000"/>
-          <w:sz w:val="28"/>
-          <w:szCs w:val="28"/>
-        </w:rPr>
-        <w:t xml:space="preserve">1. </w:t>
+        <w:t xml:space="preserve">The three main stages are: </w:t>
+      </w:r>
+      <w:r>
+        <w:rPr>
+          <w:sz w:val="28"/>
+          <w:szCs w:val="28"/>
+        </w:rPr>
+        <w:br/>
+      </w:r>
+      <w:r>
+        <w:rPr>
+          <w:sz w:val="28"/>
+          <w:szCs w:val="28"/>
+        </w:rPr>
+        <w:t xml:space="preserve">1 </w:t>
+      </w:r>
+      <w:r>
+        <w:rPr>
+          <w:b/>
+          <w:sz w:val="28"/>
+          <w:szCs w:val="28"/>
+        </w:rPr>
+        <w:t>Preprocessing</w:t>
+      </w:r>
+      <w:r>
+        <w:rPr>
+          <w:sz w:val="28"/>
+          <w:szCs w:val="28"/>
+        </w:rPr>
+        <w:t>: Handling "starts with #" commands.</w:t>
+      </w:r>
+      <w:r>
+        <w:rPr>
+          <w:sz w:val="28"/>
+          <w:szCs w:val="28"/>
+        </w:rPr>
+        <w:br/>
+      </w:r>
+      <w:r>
+        <w:rPr>
+          <w:sz w:val="28"/>
+          <w:szCs w:val="28"/>
+        </w:rPr>
+        <w:t xml:space="preserve">2 </w:t>
+      </w:r>
+      <w:r>
+        <w:rPr>
+          <w:b/>
+          <w:sz w:val="28"/>
+          <w:szCs w:val="28"/>
+        </w:rPr>
+        <w:t>Compiling</w:t>
+      </w:r>
+      <w:r>
+        <w:rPr>
+          <w:sz w:val="28"/>
+          <w:szCs w:val="28"/>
+        </w:rPr>
+        <w:t xml:space="preserve">: Converting syntax to machine instructions (Object code). </w:t>
+      </w:r>
+      <w:r>
+        <w:rPr>
+          <w:sz w:val="28"/>
+          <w:szCs w:val="28"/>
+        </w:rPr>
+        <w:br/>
+      </w:r>
+      <w:r>
+        <w:rPr>
+          <w:sz w:val="28"/>
+          <w:szCs w:val="28"/>
+        </w:rPr>
+        <w:t xml:space="preserve">3 </w:t>
+      </w:r>
+      <w:r>
+        <w:rPr>
+          <w:b/>
+          <w:sz w:val="28"/>
+          <w:szCs w:val="28"/>
+        </w:rPr>
+        <w:t>Linking</w:t>
+      </w:r>
+      <w:r>
+        <w:rPr>
+          <w:sz w:val="28"/>
+          <w:szCs w:val="28"/>
+        </w:rPr>
+        <w:t>: Combining all parts into the final application.</w:t>
+      </w:r>
+      <w:r>
+        <w:rPr>
+          <w:sz w:val="28"/>
+          <w:szCs w:val="28"/>
+        </w:rPr>
+        <w:br/>
+      </w:r>
+      <w:r>
+        <w:rPr>
+          <w:sz w:val="28"/>
+          <w:szCs w:val="28"/>
+        </w:rPr>
+        <w:br/>
       </w:r>
       <w:r>
         <w:rPr>
@@ -313,8 +285,16 @@
           <w:color w:val="FF0000"/>
           <w:sz w:val="28"/>
           <w:szCs w:val="28"/>
-        </w:rPr>
-        <w:t>Preprocessing (The Cleaner)</w:t>
+          <w:u w:val="single"/>
+        </w:rPr>
+        <w:t>Step 1-2: Preprocessing &amp; Compiling</w:t>
+      </w:r>
+      <w:r>
+        <w:rPr>
+          <w:sz w:val="28"/>
+          <w:szCs w:val="28"/>
+        </w:rPr>
+        <w:br/>
       </w:r>
       <w:r>
         <w:rPr>
@@ -322,135 +302,7 @@
           <w:sz w:val="28"/>
           <w:szCs w:val="28"/>
         </w:rPr>
-        <w:t xml:space="preserve"> </w:t>
-      </w:r>
-      <w:r>
-        <w:rPr>
-          <w:sz w:val="28"/>
-          <w:szCs w:val="28"/>
-        </w:rPr>
-        <w:br/>
-      </w:r>
-      <w:r>
-        <w:rPr>
-          <w:sz w:val="28"/>
-          <w:szCs w:val="28"/>
-        </w:rPr>
-        <w:t xml:space="preserve">Before compiling, the computer follows commands starting with #. </w:t>
-      </w:r>
-      <w:r>
-        <w:rPr>
-          <w:sz w:val="28"/>
-          <w:szCs w:val="28"/>
-        </w:rPr>
-        <w:br/>
-      </w:r>
-      <w:r>
-        <w:rPr>
-          <w:b/>
-          <w:sz w:val="28"/>
-          <w:szCs w:val="28"/>
-        </w:rPr>
-        <w:t>Example</w:t>
-      </w:r>
-      <w:r>
-        <w:rPr>
-          <w:sz w:val="28"/>
-          <w:szCs w:val="28"/>
-        </w:rPr>
-        <w:t xml:space="preserve">: </w:t>
-      </w:r>
-      <w:r>
-        <w:rPr>
-          <w:b/>
-          <w:sz w:val="28"/>
-          <w:szCs w:val="28"/>
-        </w:rPr>
-        <w:t>#</w:t>
-      </w:r>
-      <w:r>
-        <w:rPr>
-          <w:b/>
-          <w:sz w:val="28"/>
-          <w:szCs w:val="28"/>
-        </w:rPr>
-        <w:t>include</w:t>
-      </w:r>
-      <w:r>
-        <w:rPr>
-          <w:b/>
-          <w:sz w:val="28"/>
-          <w:szCs w:val="28"/>
-        </w:rPr>
-        <w:t>&lt;</w:t>
-      </w:r>
-      <w:proofErr w:type="spellStart"/>
-      <w:r>
-        <w:rPr>
-          <w:b/>
-          <w:sz w:val="28"/>
-          <w:szCs w:val="28"/>
-        </w:rPr>
-        <w:t>iostream</w:t>
-      </w:r>
-      <w:proofErr w:type="spellEnd"/>
-      <w:r>
-        <w:rPr>
-          <w:b/>
-          <w:sz w:val="28"/>
-          <w:szCs w:val="28"/>
-        </w:rPr>
-        <w:t>&gt;</w:t>
-      </w:r>
-      <w:r>
-        <w:rPr>
-          <w:sz w:val="28"/>
-          <w:szCs w:val="28"/>
-        </w:rPr>
-        <w:t xml:space="preserve"> </w:t>
-      </w:r>
-      <w:r>
-        <w:rPr>
-          <w:sz w:val="28"/>
-          <w:szCs w:val="28"/>
-        </w:rPr>
-        <w:t xml:space="preserve">copies the contents of the header file into your program. </w:t>
-      </w:r>
-      <w:r>
-        <w:rPr>
-          <w:sz w:val="28"/>
-          <w:szCs w:val="28"/>
-        </w:rPr>
-        <w:br/>
-      </w:r>
-      <w:r>
-        <w:rPr>
-          <w:sz w:val="28"/>
-          <w:szCs w:val="28"/>
-        </w:rPr>
-        <w:t>It cleans up the code for the compiler.</w:t>
-      </w:r>
-      <w:r>
-        <w:rPr>
-          <w:sz w:val="28"/>
-          <w:szCs w:val="28"/>
-        </w:rPr>
-        <w:br/>
-      </w:r>
-      <w:r>
-        <w:rPr>
-          <w:sz w:val="28"/>
-          <w:szCs w:val="28"/>
-        </w:rPr>
-        <w:br/>
-      </w:r>
-      <w:r>
-        <w:rPr>
-          <w:color w:val="FF0000"/>
-          <w:sz w:val="28"/>
-          <w:szCs w:val="28"/>
-        </w:rPr>
-        <w:t xml:space="preserve">2. </w:t>
+        <w:t xml:space="preserve">1. </w:t>
       </w:r>
       <w:r>
         <w:rPr>
@@ -459,7 +311,7 @@
           <w:sz w:val="28"/>
           <w:szCs w:val="28"/>
         </w:rPr>
-        <w:t>Compiling (The Translator)</w:t>
+        <w:t>Preprocessing (The Cleaner)</w:t>
       </w:r>
       <w:r>
         <w:rPr>
@@ -475,13 +327,7 @@
           <w:szCs w:val="28"/>
         </w:rPr>
         <w:br/>
-      </w:r>
-      <w:r>
-        <w:rPr>
-          <w:sz w:val="28"/>
-          <w:szCs w:val="28"/>
-        </w:rPr>
-        <w:t>The compiler checks for Syntax Errors (spelling mistakes in code).</w:t>
+        <w:t xml:space="preserve">Before compiling, the computer follows commands starting with #. </w:t>
       </w:r>
       <w:r>
         <w:rPr>
@@ -496,30 +342,62 @@
           <w:sz w:val="28"/>
           <w:szCs w:val="28"/>
         </w:rPr>
-        <w:t>If error free:</w:t>
-      </w:r>
-      <w:r>
-        <w:rPr>
-          <w:sz w:val="28"/>
-          <w:szCs w:val="28"/>
-        </w:rPr>
-        <w:t xml:space="preserve"> It generates an Object File (.</w:t>
+        <w:t>Example</w:t>
+      </w:r>
+      <w:r>
+        <w:rPr>
+          <w:sz w:val="28"/>
+          <w:szCs w:val="28"/>
+        </w:rPr>
+        <w:t xml:space="preserve">: </w:t>
+      </w:r>
+      <w:r>
+        <w:rPr>
+          <w:b/>
+          <w:sz w:val="28"/>
+          <w:szCs w:val="28"/>
+        </w:rPr>
+        <w:t>#</w:t>
+      </w:r>
+      <w:r>
+        <w:rPr>
+          <w:b/>
+          <w:sz w:val="28"/>
+          <w:szCs w:val="28"/>
+        </w:rPr>
+        <w:t>include&lt;</w:t>
       </w:r>
       <w:proofErr w:type="spellStart"/>
       <w:r>
         <w:rPr>
-          <w:sz w:val="28"/>
-          <w:szCs w:val="28"/>
-        </w:rPr>
-        <w:t>obj</w:t>
+          <w:b/>
+          <w:sz w:val="28"/>
+          <w:szCs w:val="28"/>
+        </w:rPr>
+        <w:t>iostream</w:t>
       </w:r>
       <w:proofErr w:type="spellEnd"/>
       <w:r>
         <w:rPr>
-          <w:sz w:val="28"/>
-          <w:szCs w:val="28"/>
-        </w:rPr>
-        <w:t xml:space="preserve"> or .o). </w:t>
+          <w:b/>
+          <w:sz w:val="28"/>
+          <w:szCs w:val="28"/>
+        </w:rPr>
+        <w:t>&gt;</w:t>
+      </w:r>
+      <w:r>
+        <w:rPr>
+          <w:sz w:val="28"/>
+          <w:szCs w:val="28"/>
+        </w:rPr>
+        <w:t xml:space="preserve"> </w:t>
+      </w:r>
+      <w:r>
+        <w:rPr>
+          <w:sz w:val="28"/>
+          <w:szCs w:val="28"/>
+        </w:rPr>
+        <w:t xml:space="preserve">copies the contents of the header file into your program. </w:t>
       </w:r>
       <w:r>
         <w:rPr>
@@ -527,13 +405,7 @@
           <w:szCs w:val="28"/>
         </w:rPr>
         <w:br/>
-      </w:r>
-      <w:r>
-        <w:rPr>
-          <w:sz w:val="28"/>
-          <w:szCs w:val="28"/>
-        </w:rPr>
-        <w:t>This is machine code, but it is incomplete (missing library parts).</w:t>
+        <w:t>It cleans up the code for the compiler.</w:t>
       </w:r>
       <w:r>
         <w:rPr>
@@ -548,6 +420,14 @@
           <w:szCs w:val="28"/>
         </w:rPr>
         <w:br/>
+      </w:r>
+      <w:r>
+        <w:rPr>
+          <w:color w:val="FF0000"/>
+          <w:sz w:val="28"/>
+          <w:szCs w:val="28"/>
+        </w:rPr>
+        <w:t xml:space="preserve">2. </w:t>
       </w:r>
       <w:r>
         <w:rPr>
@@ -555,9 +435,84 @@
           <w:color w:val="FF0000"/>
           <w:sz w:val="28"/>
           <w:szCs w:val="28"/>
-          <w:u w:val="single"/>
-        </w:rPr>
-        <w:t>Step 3: Linking</w:t>
+        </w:rPr>
+        <w:t>Compiling (The Translator)</w:t>
+      </w:r>
+      <w:r>
+        <w:rPr>
+          <w:color w:val="FF0000"/>
+          <w:sz w:val="28"/>
+          <w:szCs w:val="28"/>
+        </w:rPr>
+        <w:t xml:space="preserve"> </w:t>
+      </w:r>
+      <w:r>
+        <w:rPr>
+          <w:sz w:val="28"/>
+          <w:szCs w:val="28"/>
+        </w:rPr>
+        <w:br/>
+        <w:t>The compiler checks for Syntax Errors (spelling mistakes in code).</w:t>
+      </w:r>
+      <w:r>
+        <w:rPr>
+          <w:sz w:val="28"/>
+          <w:szCs w:val="28"/>
+        </w:rPr>
+        <w:br/>
+      </w:r>
+      <w:r>
+        <w:rPr>
+          <w:b/>
+          <w:sz w:val="28"/>
+          <w:szCs w:val="28"/>
+        </w:rPr>
+        <w:t>If error free:</w:t>
+      </w:r>
+      <w:r>
+        <w:rPr>
+          <w:sz w:val="28"/>
+          <w:szCs w:val="28"/>
+        </w:rPr>
+        <w:t xml:space="preserve"> It generates an Object File (.</w:t>
+      </w:r>
+      <w:proofErr w:type="spellStart"/>
+      <w:r>
+        <w:rPr>
+          <w:sz w:val="28"/>
+          <w:szCs w:val="28"/>
+        </w:rPr>
+        <w:t>obj</w:t>
+      </w:r>
+      <w:proofErr w:type="spellEnd"/>
+      <w:r>
+        <w:rPr>
+          <w:sz w:val="28"/>
+          <w:szCs w:val="28"/>
+        </w:rPr>
+        <w:t xml:space="preserve"> or .o). </w:t>
+      </w:r>
+      <w:r>
+        <w:rPr>
+          <w:sz w:val="28"/>
+          <w:szCs w:val="28"/>
+        </w:rPr>
+        <w:br/>
+        <w:t>This is machine code, but it is incomplete (missing library parts).</w:t>
+      </w:r>
+      <w:r>
+        <w:rPr>
+          <w:sz w:val="28"/>
+          <w:szCs w:val="28"/>
+        </w:rPr>
+        <w:br/>
+      </w:r>
+      <w:r>
+        <w:rPr>
+          <w:sz w:val="28"/>
+          <w:szCs w:val="28"/>
+        </w:rPr>
+        <w:br/>
       </w:r>
       <w:r>
         <w:rPr>
@@ -567,7 +522,7 @@
           <w:szCs w:val="28"/>
           <w:u w:val="single"/>
         </w:rPr>
-        <w:t>:</w:t>
+        <w:t>Step 3: Linking:</w:t>
       </w:r>
       <w:r>
         <w:rPr>
@@ -585,6 +540,7 @@
           <w:sz w:val="28"/>
           <w:szCs w:val="28"/>
         </w:rPr>
+        <w:lastRenderedPageBreak/>
         <w:drawing>
           <wp:inline distT="0" distB="0" distL="0" distR="0">
             <wp:extent cx="5943600" cy="1990725"/>
@@ -637,6 +593,717 @@
         </w:rPr>
         <w:br/>
       </w:r>
+    </w:p>
+    <w:tbl>
+      <w:tblPr>
+        <w:tblW w:w="0" w:type="auto"/>
+        <w:tblCellSpacing w:w="15" w:type="dxa"/>
+        <w:tblCellMar>
+          <w:top w:w="15" w:type="dxa"/>
+          <w:left w:w="15" w:type="dxa"/>
+          <w:bottom w:w="15" w:type="dxa"/>
+          <w:right w:w="15" w:type="dxa"/>
+        </w:tblCellMar>
+        <w:tblLook w:val="04A0" w:firstRow="1" w:lastRow="0" w:firstColumn="1" w:lastColumn="0" w:noHBand="0" w:noVBand="1"/>
+      </w:tblPr>
+      <w:tblGrid>
+        <w:gridCol w:w="2215"/>
+        <w:gridCol w:w="4159"/>
+        <w:gridCol w:w="2695"/>
+      </w:tblGrid>
+      <w:tr>
+        <w:trPr>
+          <w:tblHeader/>
+          <w:tblCellSpacing w:w="15" w:type="dxa"/>
+        </w:trPr>
+        <w:tc>
+          <w:tcPr>
+            <w:tcW w:w="0" w:type="auto"/>
+            <w:vAlign w:val="center"/>
+            <w:hideMark/>
+          </w:tcPr>
+          <w:p>
+            <w:pPr>
+              <w:spacing w:after="0" w:line="240" w:lineRule="auto"/>
+              <w:jc w:val="center"/>
+              <w:rPr>
+                <w:rFonts w:ascii="Times New Roman" w:eastAsia="Times New Roman" w:hAnsi="Times New Roman" w:cs="Times New Roman"/>
+                <w:b/>
+                <w:bCs/>
+                <w:sz w:val="24"/>
+                <w:szCs w:val="24"/>
+              </w:rPr>
+            </w:pPr>
+            <w:r>
+              <w:rPr>
+                <w:rFonts w:ascii="Times New Roman" w:eastAsia="Times New Roman" w:hAnsi="Times New Roman" w:cs="Times New Roman"/>
+                <w:b/>
+                <w:bCs/>
+                <w:sz w:val="24"/>
+                <w:szCs w:val="24"/>
+              </w:rPr>
+              <w:t>Feature</w:t>
+            </w:r>
+          </w:p>
+        </w:tc>
+        <w:tc>
+          <w:tcPr>
+            <w:tcW w:w="0" w:type="auto"/>
+            <w:vAlign w:val="center"/>
+            <w:hideMark/>
+          </w:tcPr>
+          <w:p>
+            <w:pPr>
+              <w:spacing w:after="0" w:line="240" w:lineRule="auto"/>
+              <w:jc w:val="center"/>
+              <w:rPr>
+                <w:rFonts w:ascii="Times New Roman" w:eastAsia="Times New Roman" w:hAnsi="Times New Roman" w:cs="Times New Roman"/>
+                <w:b/>
+                <w:bCs/>
+                <w:sz w:val="24"/>
+                <w:szCs w:val="24"/>
+              </w:rPr>
+            </w:pPr>
+            <w:r>
+              <w:rPr>
+                <w:rFonts w:ascii="Times New Roman" w:eastAsia="Times New Roman" w:hAnsi="Times New Roman" w:cs="Times New Roman"/>
+                <w:b/>
+                <w:bCs/>
+                <w:sz w:val="24"/>
+                <w:szCs w:val="24"/>
+              </w:rPr>
+              <w:t>Compiler</w:t>
+            </w:r>
+          </w:p>
+        </w:tc>
+        <w:tc>
+          <w:tcPr>
+            <w:tcW w:w="0" w:type="auto"/>
+            <w:vAlign w:val="center"/>
+            <w:hideMark/>
+          </w:tcPr>
+          <w:p>
+            <w:pPr>
+              <w:spacing w:after="0" w:line="240" w:lineRule="auto"/>
+              <w:jc w:val="center"/>
+              <w:rPr>
+                <w:rFonts w:ascii="Times New Roman" w:eastAsia="Times New Roman" w:hAnsi="Times New Roman" w:cs="Times New Roman"/>
+                <w:b/>
+                <w:bCs/>
+                <w:sz w:val="24"/>
+                <w:szCs w:val="24"/>
+              </w:rPr>
+            </w:pPr>
+            <w:r>
+              <w:rPr>
+                <w:rFonts w:ascii="Times New Roman" w:eastAsia="Times New Roman" w:hAnsi="Times New Roman" w:cs="Times New Roman"/>
+                <w:b/>
+                <w:bCs/>
+                <w:sz w:val="24"/>
+                <w:szCs w:val="24"/>
+              </w:rPr>
+              <w:t>Interpreter</w:t>
+            </w:r>
+          </w:p>
+        </w:tc>
+      </w:tr>
+      <w:tr>
+        <w:trPr>
+          <w:tblCellSpacing w:w="15" w:type="dxa"/>
+        </w:trPr>
+        <w:tc>
+          <w:tcPr>
+            <w:tcW w:w="0" w:type="auto"/>
+            <w:vAlign w:val="center"/>
+            <w:hideMark/>
+          </w:tcPr>
+          <w:p>
+            <w:pPr>
+              <w:spacing w:after="0" w:line="240" w:lineRule="auto"/>
+              <w:rPr>
+                <w:rFonts w:ascii="Times New Roman" w:eastAsia="Times New Roman" w:hAnsi="Times New Roman" w:cs="Times New Roman"/>
+                <w:sz w:val="24"/>
+                <w:szCs w:val="24"/>
+              </w:rPr>
+            </w:pPr>
+            <w:r>
+              <w:rPr>
+                <w:rFonts w:ascii="Segoe UI Symbol" w:eastAsia="Times New Roman" w:hAnsi="Segoe UI Symbol" w:cs="Segoe UI Symbol"/>
+                <w:sz w:val="24"/>
+                <w:szCs w:val="24"/>
+              </w:rPr>
+              <w:t>🔹</w:t>
+            </w:r>
+            <w:r>
+              <w:rPr>
+                <w:rFonts w:ascii="Times New Roman" w:eastAsia="Times New Roman" w:hAnsi="Times New Roman" w:cs="Times New Roman"/>
+                <w:sz w:val="24"/>
+                <w:szCs w:val="24"/>
+              </w:rPr>
+              <w:t xml:space="preserve"> Translation</w:t>
+            </w:r>
+          </w:p>
+        </w:tc>
+        <w:tc>
+          <w:tcPr>
+            <w:tcW w:w="0" w:type="auto"/>
+            <w:vAlign w:val="center"/>
+            <w:hideMark/>
+          </w:tcPr>
+          <w:p>
+            <w:pPr>
+              <w:spacing w:after="0" w:line="240" w:lineRule="auto"/>
+              <w:rPr>
+                <w:rFonts w:ascii="Times New Roman" w:eastAsia="Times New Roman" w:hAnsi="Times New Roman" w:cs="Times New Roman"/>
+                <w:sz w:val="24"/>
+                <w:szCs w:val="24"/>
+              </w:rPr>
+            </w:pPr>
+            <w:r>
+              <w:rPr>
+                <w:rFonts w:ascii="Times New Roman" w:eastAsia="Times New Roman" w:hAnsi="Times New Roman" w:cs="Times New Roman"/>
+                <w:sz w:val="24"/>
+                <w:szCs w:val="24"/>
+              </w:rPr>
+              <w:t xml:space="preserve">Converts </w:t>
+            </w:r>
+            <w:r>
+              <w:rPr>
+                <w:rFonts w:ascii="Times New Roman" w:eastAsia="Times New Roman" w:hAnsi="Times New Roman" w:cs="Times New Roman"/>
+                <w:b/>
+                <w:bCs/>
+                <w:sz w:val="24"/>
+                <w:szCs w:val="24"/>
+              </w:rPr>
+              <w:t>whole program at once</w:t>
+            </w:r>
+          </w:p>
+        </w:tc>
+        <w:tc>
+          <w:tcPr>
+            <w:tcW w:w="0" w:type="auto"/>
+            <w:vAlign w:val="center"/>
+            <w:hideMark/>
+          </w:tcPr>
+          <w:p>
+            <w:pPr>
+              <w:spacing w:after="0" w:line="240" w:lineRule="auto"/>
+              <w:rPr>
+                <w:rFonts w:ascii="Times New Roman" w:eastAsia="Times New Roman" w:hAnsi="Times New Roman" w:cs="Times New Roman"/>
+                <w:sz w:val="24"/>
+                <w:szCs w:val="24"/>
+              </w:rPr>
+            </w:pPr>
+            <w:r>
+              <w:rPr>
+                <w:rFonts w:ascii="Times New Roman" w:eastAsia="Times New Roman" w:hAnsi="Times New Roman" w:cs="Times New Roman"/>
+                <w:sz w:val="24"/>
+                <w:szCs w:val="24"/>
+              </w:rPr>
+              <w:t xml:space="preserve">Converts </w:t>
+            </w:r>
+            <w:r>
+              <w:rPr>
+                <w:rFonts w:ascii="Times New Roman" w:eastAsia="Times New Roman" w:hAnsi="Times New Roman" w:cs="Times New Roman"/>
+                <w:b/>
+                <w:bCs/>
+                <w:sz w:val="24"/>
+                <w:szCs w:val="24"/>
+              </w:rPr>
+              <w:t>line by line</w:t>
+            </w:r>
+          </w:p>
+        </w:tc>
+      </w:tr>
+      <w:tr>
+        <w:trPr>
+          <w:tblCellSpacing w:w="15" w:type="dxa"/>
+        </w:trPr>
+        <w:tc>
+          <w:tcPr>
+            <w:tcW w:w="0" w:type="auto"/>
+            <w:vAlign w:val="center"/>
+            <w:hideMark/>
+          </w:tcPr>
+          <w:p>
+            <w:pPr>
+              <w:spacing w:after="0" w:line="240" w:lineRule="auto"/>
+              <w:rPr>
+                <w:rFonts w:ascii="Times New Roman" w:eastAsia="Times New Roman" w:hAnsi="Times New Roman" w:cs="Times New Roman"/>
+                <w:sz w:val="24"/>
+                <w:szCs w:val="24"/>
+              </w:rPr>
+            </w:pPr>
+            <w:r>
+              <w:rPr>
+                <w:rFonts w:ascii="Segoe UI Symbol" w:eastAsia="Times New Roman" w:hAnsi="Segoe UI Symbol" w:cs="Segoe UI Symbol"/>
+                <w:sz w:val="24"/>
+                <w:szCs w:val="24"/>
+              </w:rPr>
+              <w:t>🔹</w:t>
+            </w:r>
+            <w:r>
+              <w:rPr>
+                <w:rFonts w:ascii="Times New Roman" w:eastAsia="Times New Roman" w:hAnsi="Times New Roman" w:cs="Times New Roman"/>
+                <w:sz w:val="24"/>
+                <w:szCs w:val="24"/>
+              </w:rPr>
+              <w:t xml:space="preserve"> Speed</w:t>
+            </w:r>
+          </w:p>
+        </w:tc>
+        <w:tc>
+          <w:tcPr>
+            <w:tcW w:w="0" w:type="auto"/>
+            <w:vAlign w:val="center"/>
+            <w:hideMark/>
+          </w:tcPr>
+          <w:p>
+            <w:pPr>
+              <w:spacing w:after="0" w:line="240" w:lineRule="auto"/>
+              <w:rPr>
+                <w:rFonts w:ascii="Times New Roman" w:eastAsia="Times New Roman" w:hAnsi="Times New Roman" w:cs="Times New Roman"/>
+                <w:sz w:val="24"/>
+                <w:szCs w:val="24"/>
+              </w:rPr>
+            </w:pPr>
+            <w:r>
+              <w:rPr>
+                <w:rFonts w:ascii="Times New Roman" w:eastAsia="Times New Roman" w:hAnsi="Times New Roman" w:cs="Times New Roman"/>
+                <w:sz w:val="24"/>
+                <w:szCs w:val="24"/>
+              </w:rPr>
+              <w:t>Faster execution (after compilation)</w:t>
+            </w:r>
+          </w:p>
+        </w:tc>
+        <w:tc>
+          <w:tcPr>
+            <w:tcW w:w="0" w:type="auto"/>
+            <w:vAlign w:val="center"/>
+            <w:hideMark/>
+          </w:tcPr>
+          <w:p>
+            <w:pPr>
+              <w:spacing w:after="0" w:line="240" w:lineRule="auto"/>
+              <w:rPr>
+                <w:rFonts w:ascii="Times New Roman" w:eastAsia="Times New Roman" w:hAnsi="Times New Roman" w:cs="Times New Roman"/>
+                <w:sz w:val="24"/>
+                <w:szCs w:val="24"/>
+              </w:rPr>
+            </w:pPr>
+            <w:r>
+              <w:rPr>
+                <w:rFonts w:ascii="Times New Roman" w:eastAsia="Times New Roman" w:hAnsi="Times New Roman" w:cs="Times New Roman"/>
+                <w:sz w:val="24"/>
+                <w:szCs w:val="24"/>
+              </w:rPr>
+              <w:t>Slower (runs line by line)</w:t>
+            </w:r>
+          </w:p>
+        </w:tc>
+      </w:tr>
+      <w:tr>
+        <w:trPr>
+          <w:tblCellSpacing w:w="15" w:type="dxa"/>
+        </w:trPr>
+        <w:tc>
+          <w:tcPr>
+            <w:tcW w:w="0" w:type="auto"/>
+            <w:vAlign w:val="center"/>
+            <w:hideMark/>
+          </w:tcPr>
+          <w:p>
+            <w:pPr>
+              <w:spacing w:after="0" w:line="240" w:lineRule="auto"/>
+              <w:rPr>
+                <w:rFonts w:ascii="Times New Roman" w:eastAsia="Times New Roman" w:hAnsi="Times New Roman" w:cs="Times New Roman"/>
+                <w:sz w:val="24"/>
+                <w:szCs w:val="24"/>
+              </w:rPr>
+            </w:pPr>
+            <w:r>
+              <w:rPr>
+                <w:rFonts w:ascii="Segoe UI Symbol" w:eastAsia="Times New Roman" w:hAnsi="Segoe UI Symbol" w:cs="Segoe UI Symbol"/>
+                <w:sz w:val="24"/>
+                <w:szCs w:val="24"/>
+              </w:rPr>
+              <w:t>🔹</w:t>
+            </w:r>
+            <w:r>
+              <w:rPr>
+                <w:rFonts w:ascii="Times New Roman" w:eastAsia="Times New Roman" w:hAnsi="Times New Roman" w:cs="Times New Roman"/>
+                <w:sz w:val="24"/>
+                <w:szCs w:val="24"/>
+              </w:rPr>
+              <w:t xml:space="preserve"> Error checking</w:t>
+            </w:r>
+          </w:p>
+        </w:tc>
+        <w:tc>
+          <w:tcPr>
+            <w:tcW w:w="0" w:type="auto"/>
+            <w:vAlign w:val="center"/>
+            <w:hideMark/>
+          </w:tcPr>
+          <w:p>
+            <w:pPr>
+              <w:spacing w:after="0" w:line="240" w:lineRule="auto"/>
+              <w:rPr>
+                <w:rFonts w:ascii="Times New Roman" w:eastAsia="Times New Roman" w:hAnsi="Times New Roman" w:cs="Times New Roman"/>
+                <w:sz w:val="24"/>
+                <w:szCs w:val="24"/>
+              </w:rPr>
+            </w:pPr>
+            <w:r>
+              <w:rPr>
+                <w:rFonts w:ascii="Times New Roman" w:eastAsia="Times New Roman" w:hAnsi="Times New Roman" w:cs="Times New Roman"/>
+                <w:sz w:val="24"/>
+                <w:szCs w:val="24"/>
+              </w:rPr>
+              <w:t xml:space="preserve">Shows </w:t>
+            </w:r>
+            <w:r>
+              <w:rPr>
+                <w:rFonts w:ascii="Times New Roman" w:eastAsia="Times New Roman" w:hAnsi="Times New Roman" w:cs="Times New Roman"/>
+                <w:b/>
+                <w:bCs/>
+                <w:sz w:val="24"/>
+                <w:szCs w:val="24"/>
+              </w:rPr>
+              <w:t>all errors together</w:t>
+            </w:r>
+            <w:r>
+              <w:rPr>
+                <w:rFonts w:ascii="Times New Roman" w:eastAsia="Times New Roman" w:hAnsi="Times New Roman" w:cs="Times New Roman"/>
+                <w:sz w:val="24"/>
+                <w:szCs w:val="24"/>
+              </w:rPr>
+              <w:t xml:space="preserve"> after compiling</w:t>
+            </w:r>
+          </w:p>
+        </w:tc>
+        <w:tc>
+          <w:tcPr>
+            <w:tcW w:w="0" w:type="auto"/>
+            <w:vAlign w:val="center"/>
+            <w:hideMark/>
+          </w:tcPr>
+          <w:p>
+            <w:pPr>
+              <w:spacing w:after="0" w:line="240" w:lineRule="auto"/>
+              <w:rPr>
+                <w:rFonts w:ascii="Times New Roman" w:eastAsia="Times New Roman" w:hAnsi="Times New Roman" w:cs="Times New Roman"/>
+                <w:sz w:val="24"/>
+                <w:szCs w:val="24"/>
+              </w:rPr>
+            </w:pPr>
+            <w:r>
+              <w:rPr>
+                <w:rFonts w:ascii="Times New Roman" w:eastAsia="Times New Roman" w:hAnsi="Times New Roman" w:cs="Times New Roman"/>
+                <w:sz w:val="24"/>
+                <w:szCs w:val="24"/>
+              </w:rPr>
+              <w:t xml:space="preserve">Shows </w:t>
+            </w:r>
+            <w:r>
+              <w:rPr>
+                <w:rFonts w:ascii="Times New Roman" w:eastAsia="Times New Roman" w:hAnsi="Times New Roman" w:cs="Times New Roman"/>
+                <w:b/>
+                <w:bCs/>
+                <w:sz w:val="24"/>
+                <w:szCs w:val="24"/>
+              </w:rPr>
+              <w:t>one error at a time</w:t>
+            </w:r>
+          </w:p>
+        </w:tc>
+      </w:tr>
+      <w:tr>
+        <w:trPr>
+          <w:tblCellSpacing w:w="15" w:type="dxa"/>
+        </w:trPr>
+        <w:tc>
+          <w:tcPr>
+            <w:tcW w:w="0" w:type="auto"/>
+            <w:vAlign w:val="center"/>
+            <w:hideMark/>
+          </w:tcPr>
+          <w:p>
+            <w:pPr>
+              <w:spacing w:after="0" w:line="240" w:lineRule="auto"/>
+              <w:rPr>
+                <w:rFonts w:ascii="Times New Roman" w:eastAsia="Times New Roman" w:hAnsi="Times New Roman" w:cs="Times New Roman"/>
+                <w:sz w:val="24"/>
+                <w:szCs w:val="24"/>
+              </w:rPr>
+            </w:pPr>
+            <w:r>
+              <w:rPr>
+                <w:rFonts w:ascii="Segoe UI Symbol" w:eastAsia="Times New Roman" w:hAnsi="Segoe UI Symbol" w:cs="Segoe UI Symbol"/>
+                <w:sz w:val="24"/>
+                <w:szCs w:val="24"/>
+              </w:rPr>
+              <w:t>🔹</w:t>
+            </w:r>
+            <w:r>
+              <w:rPr>
+                <w:rFonts w:ascii="Times New Roman" w:eastAsia="Times New Roman" w:hAnsi="Times New Roman" w:cs="Times New Roman"/>
+                <w:sz w:val="24"/>
+                <w:szCs w:val="24"/>
+              </w:rPr>
+              <w:t xml:space="preserve"> Output</w:t>
+            </w:r>
+          </w:p>
+        </w:tc>
+        <w:tc>
+          <w:tcPr>
+            <w:tcW w:w="0" w:type="auto"/>
+            <w:vAlign w:val="center"/>
+            <w:hideMark/>
+          </w:tcPr>
+          <w:p>
+            <w:pPr>
+              <w:spacing w:after="0" w:line="240" w:lineRule="auto"/>
+              <w:rPr>
+                <w:rFonts w:ascii="Times New Roman" w:eastAsia="Times New Roman" w:hAnsi="Times New Roman" w:cs="Times New Roman"/>
+                <w:sz w:val="24"/>
+                <w:szCs w:val="24"/>
+              </w:rPr>
+            </w:pPr>
+            <w:r>
+              <w:rPr>
+                <w:rFonts w:ascii="Times New Roman" w:eastAsia="Times New Roman" w:hAnsi="Times New Roman" w:cs="Times New Roman"/>
+                <w:sz w:val="24"/>
+                <w:szCs w:val="24"/>
+              </w:rPr>
+              <w:t xml:space="preserve">Generates </w:t>
+            </w:r>
+            <w:r>
+              <w:rPr>
+                <w:rFonts w:ascii="Times New Roman" w:eastAsia="Times New Roman" w:hAnsi="Times New Roman" w:cs="Times New Roman"/>
+                <w:b/>
+                <w:bCs/>
+                <w:sz w:val="24"/>
+                <w:szCs w:val="24"/>
+              </w:rPr>
+              <w:t>.exe / machine code file</w:t>
+            </w:r>
+          </w:p>
+        </w:tc>
+        <w:tc>
+          <w:tcPr>
+            <w:tcW w:w="0" w:type="auto"/>
+            <w:vAlign w:val="center"/>
+            <w:hideMark/>
+          </w:tcPr>
+          <w:p>
+            <w:pPr>
+              <w:spacing w:after="0" w:line="240" w:lineRule="auto"/>
+              <w:rPr>
+                <w:rFonts w:ascii="Times New Roman" w:eastAsia="Times New Roman" w:hAnsi="Times New Roman" w:cs="Times New Roman"/>
+                <w:sz w:val="24"/>
+                <w:szCs w:val="24"/>
+              </w:rPr>
+            </w:pPr>
+            <w:r>
+              <w:rPr>
+                <w:rFonts w:ascii="Times New Roman" w:eastAsia="Times New Roman" w:hAnsi="Times New Roman" w:cs="Times New Roman"/>
+                <w:sz w:val="24"/>
+                <w:szCs w:val="24"/>
+              </w:rPr>
+              <w:t>No separate file generated</w:t>
+            </w:r>
+          </w:p>
+        </w:tc>
+      </w:tr>
+      <w:tr>
+        <w:trPr>
+          <w:tblCellSpacing w:w="15" w:type="dxa"/>
+        </w:trPr>
+        <w:tc>
+          <w:tcPr>
+            <w:tcW w:w="0" w:type="auto"/>
+            <w:vAlign w:val="center"/>
+            <w:hideMark/>
+          </w:tcPr>
+          <w:p>
+            <w:pPr>
+              <w:spacing w:after="0" w:line="240" w:lineRule="auto"/>
+              <w:rPr>
+                <w:rFonts w:ascii="Times New Roman" w:eastAsia="Times New Roman" w:hAnsi="Times New Roman" w:cs="Times New Roman"/>
+                <w:sz w:val="24"/>
+                <w:szCs w:val="24"/>
+              </w:rPr>
+            </w:pPr>
+            <w:r>
+              <w:rPr>
+                <w:rFonts w:ascii="Segoe UI Symbol" w:eastAsia="Times New Roman" w:hAnsi="Segoe UI Symbol" w:cs="Segoe UI Symbol"/>
+                <w:sz w:val="24"/>
+                <w:szCs w:val="24"/>
+              </w:rPr>
+              <w:t>🔹</w:t>
+            </w:r>
+            <w:r>
+              <w:rPr>
+                <w:rFonts w:ascii="Times New Roman" w:eastAsia="Times New Roman" w:hAnsi="Times New Roman" w:cs="Times New Roman"/>
+                <w:sz w:val="24"/>
+                <w:szCs w:val="24"/>
+              </w:rPr>
+              <w:t xml:space="preserve"> Execution</w:t>
+            </w:r>
+          </w:p>
+        </w:tc>
+        <w:tc>
+          <w:tcPr>
+            <w:tcW w:w="0" w:type="auto"/>
+            <w:vAlign w:val="center"/>
+            <w:hideMark/>
+          </w:tcPr>
+          <w:p>
+            <w:pPr>
+              <w:spacing w:after="0" w:line="240" w:lineRule="auto"/>
+              <w:rPr>
+                <w:rFonts w:ascii="Times New Roman" w:eastAsia="Times New Roman" w:hAnsi="Times New Roman" w:cs="Times New Roman"/>
+                <w:sz w:val="24"/>
+                <w:szCs w:val="24"/>
+              </w:rPr>
+            </w:pPr>
+            <w:r>
+              <w:rPr>
+                <w:rFonts w:ascii="Times New Roman" w:eastAsia="Times New Roman" w:hAnsi="Times New Roman" w:cs="Times New Roman"/>
+                <w:sz w:val="24"/>
+                <w:szCs w:val="24"/>
+              </w:rPr>
+              <w:t>Run after full compilation</w:t>
+            </w:r>
+          </w:p>
+        </w:tc>
+        <w:tc>
+          <w:tcPr>
+            <w:tcW w:w="0" w:type="auto"/>
+            <w:vAlign w:val="center"/>
+            <w:hideMark/>
+          </w:tcPr>
+          <w:p>
+            <w:pPr>
+              <w:spacing w:after="0" w:line="240" w:lineRule="auto"/>
+              <w:rPr>
+                <w:rFonts w:ascii="Times New Roman" w:eastAsia="Times New Roman" w:hAnsi="Times New Roman" w:cs="Times New Roman"/>
+                <w:sz w:val="24"/>
+                <w:szCs w:val="24"/>
+              </w:rPr>
+            </w:pPr>
+            <w:r>
+              <w:rPr>
+                <w:rFonts w:ascii="Times New Roman" w:eastAsia="Times New Roman" w:hAnsi="Times New Roman" w:cs="Times New Roman"/>
+                <w:sz w:val="24"/>
+                <w:szCs w:val="24"/>
+              </w:rPr>
+              <w:t>Executes immediately</w:t>
+            </w:r>
+          </w:p>
+        </w:tc>
+      </w:tr>
+      <w:tr>
+        <w:trPr>
+          <w:tblCellSpacing w:w="15" w:type="dxa"/>
+        </w:trPr>
+        <w:tc>
+          <w:tcPr>
+            <w:tcW w:w="0" w:type="auto"/>
+            <w:vAlign w:val="center"/>
+            <w:hideMark/>
+          </w:tcPr>
+          <w:p>
+            <w:pPr>
+              <w:spacing w:after="0" w:line="240" w:lineRule="auto"/>
+              <w:rPr>
+                <w:rFonts w:ascii="Times New Roman" w:eastAsia="Times New Roman" w:hAnsi="Times New Roman" w:cs="Times New Roman"/>
+                <w:sz w:val="24"/>
+                <w:szCs w:val="24"/>
+              </w:rPr>
+            </w:pPr>
+            <w:r>
+              <w:rPr>
+                <w:rFonts w:ascii="Segoe UI Symbol" w:eastAsia="Times New Roman" w:hAnsi="Segoe UI Symbol" w:cs="Segoe UI Symbol"/>
+                <w:sz w:val="24"/>
+                <w:szCs w:val="24"/>
+              </w:rPr>
+              <w:t>🔹</w:t>
+            </w:r>
+            <w:r>
+              <w:rPr>
+                <w:rFonts w:ascii="Times New Roman" w:eastAsia="Times New Roman" w:hAnsi="Times New Roman" w:cs="Times New Roman"/>
+                <w:sz w:val="24"/>
+                <w:szCs w:val="24"/>
+              </w:rPr>
+              <w:t xml:space="preserve"> Example languages</w:t>
+            </w:r>
+          </w:p>
+        </w:tc>
+        <w:tc>
+          <w:tcPr>
+            <w:tcW w:w="0" w:type="auto"/>
+            <w:vAlign w:val="center"/>
+            <w:hideMark/>
+          </w:tcPr>
+          <w:p>
+            <w:pPr>
+              <w:spacing w:after="0" w:line="240" w:lineRule="auto"/>
+              <w:rPr>
+                <w:rFonts w:ascii="Times New Roman" w:eastAsia="Times New Roman" w:hAnsi="Times New Roman" w:cs="Times New Roman"/>
+                <w:sz w:val="24"/>
+                <w:szCs w:val="24"/>
+              </w:rPr>
+            </w:pPr>
+            <w:r>
+              <w:rPr>
+                <w:rFonts w:ascii="Times New Roman" w:eastAsia="Times New Roman" w:hAnsi="Times New Roman" w:cs="Times New Roman"/>
+                <w:sz w:val="24"/>
+                <w:szCs w:val="24"/>
+              </w:rPr>
+              <w:t>C, C++</w:t>
+            </w:r>
+          </w:p>
+        </w:tc>
+        <w:tc>
+          <w:tcPr>
+            <w:tcW w:w="0" w:type="auto"/>
+            <w:vAlign w:val="center"/>
+            <w:hideMark/>
+          </w:tcPr>
+          <w:p>
+            <w:pPr>
+              <w:spacing w:after="0" w:line="240" w:lineRule="auto"/>
+              <w:rPr>
+                <w:rFonts w:ascii="Times New Roman" w:eastAsia="Times New Roman" w:hAnsi="Times New Roman" w:cs="Times New Roman"/>
+                <w:sz w:val="24"/>
+                <w:szCs w:val="24"/>
+              </w:rPr>
+            </w:pPr>
+            <w:r>
+              <w:rPr>
+                <w:rFonts w:ascii="Times New Roman" w:eastAsia="Times New Roman" w:hAnsi="Times New Roman" w:cs="Times New Roman"/>
+                <w:sz w:val="24"/>
+                <w:szCs w:val="24"/>
+              </w:rPr>
+              <w:t>Python, JavaScript</w:t>
+            </w:r>
+          </w:p>
+        </w:tc>
+      </w:tr>
+    </w:tbl>
+    <w:p>
+      <w:pPr>
+        <w:pStyle w:val="NormalWeb"/>
+        <w:rPr>
+          <w:sz w:val="28"/>
+          <w:szCs w:val="28"/>
+        </w:rPr>
+      </w:pPr>
+      <w:bookmarkStart w:id="0" w:name="_GoBack"/>
+      <w:bookmarkEnd w:id="0"/>
       <w:r>
         <w:rPr>
           <w:b/>
@@ -645,10 +1312,8 @@
           <w:szCs w:val="28"/>
           <w:u w:val="single"/>
         </w:rPr>
-        <w:lastRenderedPageBreak/>
-        <w:t xml:space="preserve">3. </w:t>
-      </w:r>
-      <w:proofErr w:type="spellStart"/>
+        <w:br/>
+      </w:r>
       <w:r>
         <w:rPr>
           <w:b/>
@@ -657,9 +1322,9 @@
           <w:szCs w:val="28"/>
           <w:u w:val="single"/>
         </w:rPr>
-        <w:t>ExPression</w:t>
-      </w:r>
-      <w:proofErr w:type="spellEnd"/>
+        <w:t xml:space="preserve">3. </w:t>
+      </w:r>
+      <w:proofErr w:type="spellStart"/>
       <w:r>
         <w:rPr>
           <w:b/>
@@ -668,9 +1333,9 @@
           <w:szCs w:val="28"/>
           <w:u w:val="single"/>
         </w:rPr>
-        <w:t xml:space="preserve"> evaluation </w:t>
-      </w:r>
-      <w:proofErr w:type="spellStart"/>
+        <w:t>ExPression</w:t>
+      </w:r>
+      <w:proofErr w:type="spellEnd"/>
       <w:r>
         <w:rPr>
           <w:b/>
@@ -679,9 +1344,9 @@
           <w:szCs w:val="28"/>
           <w:u w:val="single"/>
         </w:rPr>
-        <w:t>mathe</w:t>
-      </w:r>
-      <w:proofErr w:type="spellEnd"/>
+        <w:t xml:space="preserve"> evaluation </w:t>
+      </w:r>
+      <w:proofErr w:type="spellStart"/>
       <w:r>
         <w:rPr>
           <w:b/>
@@ -690,9 +1355,9 @@
           <w:szCs w:val="28"/>
           <w:u w:val="single"/>
         </w:rPr>
-        <w:t xml:space="preserve"> </w:t>
-      </w:r>
-      <w:proofErr w:type="spellStart"/>
+        <w:t>mathe</w:t>
+      </w:r>
+      <w:proofErr w:type="spellEnd"/>
       <w:r>
         <w:rPr>
           <w:b/>
@@ -701,9 +1366,9 @@
           <w:szCs w:val="28"/>
           <w:u w:val="single"/>
         </w:rPr>
-        <w:t>chilo</w:t>
-      </w:r>
-      <w:proofErr w:type="spellEnd"/>
+        <w:t xml:space="preserve"> </w:t>
+      </w:r>
+      <w:proofErr w:type="spellStart"/>
       <w:r>
         <w:rPr>
           <w:b/>
@@ -712,8 +1377,9 @@
           <w:szCs w:val="28"/>
           <w:u w:val="single"/>
         </w:rPr>
-        <w:t xml:space="preserve"> marks -7</w:t>
-      </w:r>
+        <w:t>chilo</w:t>
+      </w:r>
+      <w:proofErr w:type="spellEnd"/>
       <w:r>
         <w:rPr>
           <w:b/>
@@ -722,7 +1388,7 @@
           <w:szCs w:val="28"/>
           <w:u w:val="single"/>
         </w:rPr>
-        <w:br/>
+        <w:t xml:space="preserve"> marks -7</w:t>
       </w:r>
       <w:r>
         <w:rPr>
@@ -740,8 +1406,9 @@
           <w:color w:val="FF0000"/>
           <w:sz w:val="28"/>
           <w:szCs w:val="28"/>
-        </w:rPr>
-        <w:t>4</w:t>
+          <w:u w:val="single"/>
+        </w:rPr>
+        <w:br/>
       </w:r>
       <w:r>
         <w:rPr>
@@ -750,7 +1417,7 @@
           <w:sz w:val="28"/>
           <w:szCs w:val="28"/>
         </w:rPr>
-        <w:t>. Define variables in programming languages.</w:t>
+        <w:t>4</w:t>
       </w:r>
       <w:r>
         <w:rPr>
@@ -758,6 +1425,15 @@
           <w:color w:val="FF0000"/>
           <w:sz w:val="28"/>
           <w:szCs w:val="28"/>
+        </w:rPr>
+        <w:t>. Define variables in programming languages.</w:t>
+      </w:r>
+      <w:r>
+        <w:rPr>
+          <w:b/>
+          <w:color w:val="FF0000"/>
+          <w:sz w:val="28"/>
+          <w:szCs w:val="28"/>
           <w:u w:val="single"/>
         </w:rPr>
         <w:br/>
@@ -775,12 +1451,6 @@
           <w:szCs w:val="28"/>
         </w:rPr>
         <w:br/>
-      </w:r>
-      <w:r>
-        <w:rPr>
-          <w:sz w:val="28"/>
-          <w:szCs w:val="28"/>
-        </w:rPr>
         <w:t xml:space="preserve">Each variable has a </w:t>
       </w:r>
       <w:r>
@@ -951,7 +1621,16 @@
           <w:sz w:val="28"/>
           <w:szCs w:val="28"/>
         </w:rPr>
-        <w:t xml:space="preserve"> Demonstrate the precedence of operator in programming languages.</w:t>
+        <w:t xml:space="preserve"> Demonstrate the </w:t>
+      </w:r>
+      <w:r>
+        <w:rPr>
+          <w:color w:val="FF0000"/>
+          <w:sz w:val="28"/>
+          <w:szCs w:val="28"/>
+        </w:rPr>
+        <w:lastRenderedPageBreak/>
+        <w:t>precedence of operator in programming languages.</w:t>
       </w:r>
       <w:r>
         <w:rPr>
@@ -1485,7 +2164,6 @@
           <w:sz w:val="28"/>
           <w:szCs w:val="28"/>
         </w:rPr>
-        <w:lastRenderedPageBreak/>
         <w:t>Increment and Decrement Operators</w:t>
       </w:r>
       <w:r>
@@ -1706,6 +2384,7 @@
           <w:sz w:val="28"/>
           <w:szCs w:val="28"/>
         </w:rPr>
+        <w:lastRenderedPageBreak/>
         <w:drawing>
           <wp:inline distT="0" distB="0" distL="0" distR="0">
             <wp:extent cx="5131435" cy="2735885"/>
@@ -2076,15 +2755,7 @@
           <w:sz w:val="28"/>
           <w:szCs w:val="28"/>
         </w:rPr>
-        <w:t>input("</w:t>
-      </w:r>
-      <w:r>
-        <w:rPr>
-          <w:rFonts w:ascii="Times New Roman" w:eastAsia="Times New Roman" w:hAnsi="Times New Roman" w:cs="Times New Roman"/>
-          <w:sz w:val="28"/>
-          <w:szCs w:val="28"/>
-        </w:rPr>
-        <w:t>Enter number of items sold: "))</w:t>
+        <w:t>input("Enter number of items sold: "))</w:t>
       </w:r>
     </w:p>
     <w:p>
@@ -2103,7 +2774,6 @@
           <w:sz w:val="28"/>
           <w:szCs w:val="28"/>
         </w:rPr>
-        <w:lastRenderedPageBreak/>
         <w:t># Step 2: Input price per item</w:t>
       </w:r>
     </w:p>
@@ -2190,6 +2860,7 @@
           <w:sz w:val="28"/>
           <w:szCs w:val="28"/>
         </w:rPr>
+        <w:lastRenderedPageBreak/>
         <w:t>total_sales</w:t>
       </w:r>
       <w:proofErr w:type="spellEnd"/>
@@ -2256,15 +2927,7 @@
           <w:sz w:val="28"/>
           <w:szCs w:val="28"/>
         </w:rPr>
-        <w:t>i</w:t>
-      </w:r>
-      <w:r>
-        <w:rPr>
-          <w:rFonts w:ascii="Times New Roman" w:eastAsia="Times New Roman" w:hAnsi="Times New Roman" w:cs="Times New Roman"/>
-          <w:sz w:val="28"/>
-          <w:szCs w:val="28"/>
-        </w:rPr>
-        <w:t>tems_sold</w:t>
+        <w:t>items_sold</w:t>
       </w:r>
       <w:proofErr w:type="spellEnd"/>
       <w:r>
@@ -2367,15 +3030,7 @@
           <w:sz w:val="28"/>
           <w:szCs w:val="28"/>
         </w:rPr>
-        <w:t>commi</w:t>
-      </w:r>
-      <w:r>
-        <w:rPr>
-          <w:rFonts w:ascii="Times New Roman" w:eastAsia="Times New Roman" w:hAnsi="Times New Roman" w:cs="Times New Roman"/>
-          <w:sz w:val="28"/>
-          <w:szCs w:val="28"/>
-        </w:rPr>
-        <w:t xml:space="preserve">ssion = </w:t>
+        <w:t xml:space="preserve">commission = </w:t>
       </w:r>
       <w:proofErr w:type="spellStart"/>
       <w:r>
@@ -2802,8 +3457,6 @@
         </w:rPr>
         <w:t xml:space="preserve"> = 0</w:t>
       </w:r>
-      <w:bookmarkStart w:id="0" w:name="_GoBack"/>
-      <w:bookmarkEnd w:id="0"/>
     </w:p>
     <w:p>
       <w:pPr>
@@ -2824,7 +3477,6 @@
           <w:sz w:val="28"/>
           <w:szCs w:val="28"/>
         </w:rPr>
-        <w:lastRenderedPageBreak/>
         <w:t># Step 4: Compute total sales</w:t>
       </w:r>
     </w:p>
@@ -2986,6 +3638,7 @@
           <w:sz w:val="28"/>
           <w:szCs w:val="28"/>
         </w:rPr>
+        <w:lastRenderedPageBreak/>
         <w:t xml:space="preserve">commission = </w:t>
       </w:r>
       <w:proofErr w:type="spellStart"/>
